--- a/docs/Avalon_Implementation_Spec.docx
+++ b/docs/Avalon_Implementation_Spec.docx
@@ -286,7 +286,7 @@
               <w:rPr>
                 <w:sz w:val="19"/>
               </w:rPr>
-              <w:t>循环 actor–critic、分阶段动作头、PPO 与 GAE、self-play 对手池、沉默优先的分支训练</w:t>
+              <w:t>信息状态向量上的 MLP actor–critic、带掩码的统一动作空间、PPO 与 GAE、self-play 对手池、沉默优先的分支训练</w:t>
             </w:r>
           </w:p>
         </w:tc>
@@ -544,7 +544,7 @@
         <w:t>动作空间：</w:t>
       </w:r>
       <w:r>
-        <w:t>提案为当前任务人数下的全部合法队伍，直接枚举（C(6,2)=15、C(6,3)=20、C(6,4)=15）；投票为赞成或反对；任务牌只有坏人可选，好人强制 Success；刺杀目标为两名坏人以外的四名玩家。</w:t>
+        <w:t>所有阶段共用一个 30 维动作空间，并按行动者的相对座位编码（0 为自己），因此同一个网络可以服务任意座位：前 20 维为提案，枚举当前任务人数下的全部合法队伍（C(6,2)=15、C(6,3)=20、C(6,4)=15）；之后依次为投票（赞成、反对）、任务牌（只有坏人可选 Fail，好人强制 Success）、刺杀目标（两名坏人以外的四名玩家）。</w:t>
       </w:r>
     </w:p>
     <w:p>
@@ -1216,7 +1216,21 @@
         <w:t>结构：</w:t>
       </w:r>
       <w:r>
-        <w:t>循环 IPPO。好人、坏人各一套 MLP＋GRU actor–critic，编码与 GRU 均为 128 维；同阵营共享参数，角色作为输入；每名玩家独立维护 hidden state。架构在正式比较前冻结。</w:t>
+        <w:t>IPPO。好人、坏人各一套 actor–critic，actor 与 critic 为两个独立的 MLP（默认两层 256 维）；同阵营所有座位共享参数，角色作为输入。架构在正式比较前冻结。</w:t>
+      </w:r>
+    </w:p>
+    <w:p>
+      <w:pPr>
+        <w:pStyle w:val="ListBullet"/>
+      </w:pPr>
+      <w:r>
+        <w:rPr>
+          <w:b/>
+        </w:rPr>
+        <w:t>为什么不用循环网络：</w:t>
+      </w:r>
+      <w:r>
+        <w:t>一局的公开历史有上限（至多 5 个任务 × 5 次提案），把它连同私有信息与自己的任务牌完整编码成固定长度向量（沉默配置为 615 维），就是一个完整的信息状态，前馈网络即可，不需要 GRU。这样也省去了 BPTT 和 hidden state 管理，RQ3 的遮蔽干预可以直接修改向量字段。通信配置的消息记录同样按提案定长编码；若维度过大，再考虑在提案序列上使用循环网络或注意力。</w:t>
       </w:r>
     </w:p>
     <w:p>
@@ -1230,7 +1244,7 @@
         <w:t>输入：</w:t>
       </w:r>
       <w:r>
-        <w:t>公共历史、自身历史行动、本角色允许的私有信息，以及按槽位编码的消息记录。</w:t>
+        <w:t>信息状态向量：角色、本角色允许的私有信息、当前阶段与队伍、完整的提案与投票历史（投票编码为 +1 赞成、−1 反对、0 未投）、任务结果与自己的任务牌，以及通信配置下按槽位编码的消息记录。所有按座位索引的字段都旋转到行动者的相对座位；各字段在向量中的位置有命名索引（LAYOUT）。</w:t>
       </w:r>
     </w:p>
     <w:p>
@@ -1244,7 +1258,7 @@
         <w:t>输出：</w:t>
       </w:r>
       <w:r>
-        <w:t>分阶段动作头配合合法动作掩码：非法动作的 logit 置为极小值，熵只在合法动作上计算。</w:t>
+        <w:t>一个 30 维策略头配合合法动作掩码：非法动作的 logit 置为极小值，熵只在合法动作上计算；等价于各阶段各用一个动作头。critic 输出该玩家的状态价值。</w:t>
       </w:r>
     </w:p>
     <w:p>
@@ -1570,7 +1584,7 @@
         <w:t>RQ3 遮蔽干预：</w:t>
       </w:r>
       <w:r>
-        <w:t>遮蔽其他玩家的历史投票身份，但保留票数、提案结果与当前合法动作，从修改后的历史重新计算 GRU 状态；用同长度占位作 placebo；用训练时见过遮蔽输入的辅助条件检验分布外影响。</w:t>
+        <w:t>遮蔽其他玩家的历史投票身份，但保留票数、提案结果与当前合法动作，直接修改信息状态向量中的对应字段（投票置 0，即“未知”）；用同长度占位作 placebo；用训练时见过遮蔽输入的辅助条件检验分布外影响。</w:t>
       </w:r>
     </w:p>
     <w:p>

--- a/docs/Avalon_Implementation_Spec.docx
+++ b/docs/Avalon_Implementation_Spec.docx
@@ -20,7 +20,7 @@
     </w:p>
     <w:p>
       <w:r>
-        <w:t>CS7329 Reinforcement Learning ｜ 实现方案 ｜ 2026年10月20日 ｜ 配套：《研究设计》</w:t>
+        <w:t>CS7329 Reinforcement Learning ｜ 实现方案 ｜ 2026年10月28日 ｜ 配套：《研究设计》</w:t>
       </w:r>
     </w:p>
     <w:p>
@@ -33,7 +33,7 @@
     </w:p>
     <w:p>
       <w:r>
-        <w:t>本文件只记录怎么实现。配置名称（S、M、M+k、F）与实验条件（如 F → S）的定义见《研究设计》第 5 节。</w:t>
+        <w:t>本文件只记录怎么实现。配置名称（S-eq、S-ind、M、M+k、F）与实验条件（如 F → S）的定义见《研究设计》第 5 节；S 不加说明时指主基线 S-eq。</w:t>
       </w:r>
     </w:p>
     <w:tbl>
@@ -286,7 +286,7 @@
               <w:rPr>
                 <w:sz w:val="19"/>
               </w:rPr>
-              <w:t>信息状态向量上的 MLP actor–critic、带掩码的统一动作空间、PPO 与 GAE、self-play 对手池、沉默优先的分支训练</w:t>
+              <w:t>信息状态向量上的 MLP actor–critic、带掩码的统一动作空间、PPO 与 GAE、MMD 正则（S-eq 及各通信配置）、self-play 对手池、沉默优先的分支训练</w:t>
             </w:r>
           </w:p>
         </w:tc>
@@ -346,7 +346,7 @@
               <w:rPr>
                 <w:sz w:val="19"/>
               </w:rPr>
-              <w:t>S、M、F，各 3 个种子</w:t>
+              <w:t>S-eq、S-ind、M、F，各 3 个种子</w:t>
             </w:r>
           </w:p>
         </w:tc>
@@ -406,7 +406,7 @@
               <w:rPr>
                 <w:sz w:val="19"/>
               </w:rPr>
-              <w:t>三项通信诊断、冻结评估、按种子配对的 bootstrap</w:t>
+              <w:t>三项通信诊断、冻结评估、近似可利用度、跨种子交叉对战、按种子配对的 bootstrap</w:t>
             </w:r>
           </w:p>
         </w:tc>
@@ -424,7 +424,7 @@
               <w:rPr>
                 <w:sz w:val="19"/>
               </w:rPr>
-              <w:t>跨种子交叉对战</w:t>
+              <w:t>从头训练的最优反应</w:t>
             </w:r>
           </w:p>
         </w:tc>
@@ -1382,6 +1382,71 @@
       </w:r>
     </w:p>
     <w:p>
+      <w:r>
+        <w:rPr>
+          <w:b/>
+        </w:rPr>
+        <w:t>MMD 正则（S-eq 与各通信配置）：</w:t>
+      </w:r>
+      <w:r/>
+    </w:p>
+    <w:p>
+      <w:pPr>
+        <w:pStyle w:val="ListBullet"/>
+      </w:pPr>
+      <w:r>
+        <w:rPr>
+          <w:b/>
+        </w:rPr>
+        <w:t>损失：</w:t>
+      </w:r>
+      <w:r>
+        <w:t>在 PPO 损失上加 α · KL(π ‖ π_magnet)，KL 只在合法动作上计算，与熵项并存。[11]</w:t>
+      </w:r>
+    </w:p>
+    <w:p>
+      <w:pPr>
+        <w:pStyle w:val="ListBullet"/>
+      </w:pPr>
+      <w:r>
+        <w:rPr>
+          <w:b/>
+        </w:rPr>
+        <w:t>magnet：</w:t>
+      </w:r>
+      <w:r>
+        <w:t>默认为移动 magnet：每个阵营一份冻结的策略副本，每 K 次迭代用当前策略刷新；它随训练逐步靠近均衡，正则把策略拉向上一个 magnet，抑制 self-play 的循环。另一种是均匀 magnet，等价于加大熵正则，收敛到熵正则化的均衡（QRE）。magnet 存入 checkpoint，resume 时原样恢复。</w:t>
+      </w:r>
+    </w:p>
+    <w:p>
+      <w:pPr>
+        <w:pStyle w:val="ListBullet"/>
+      </w:pPr>
+      <w:r>
+        <w:rPr>
+          <w:b/>
+        </w:rPr>
+        <w:t>选参 pilot：</w:t>
+      </w:r>
+      <w:r>
+        <w:t>种子 0 各训练 296,960 局（580 次迭代，与 S-ind 的 checkpoint_00580 对齐）：移动 magnet 的 α ∈ {0.03, 0.1, 0.3}（K＝50，约 2.6 万局刷新一次），以及均匀 magnet、α＝0.1。按近似可利用度选最低的一组，对规则对手的胜率作为平手时的依据；同时测 S-ind 在同一局数下的可利用度作参照。</w:t>
+      </w:r>
+    </w:p>
+    <w:p>
+      <w:pPr>
+        <w:pStyle w:val="ListBullet"/>
+      </w:pPr>
+      <w:r>
+        <w:rPr>
+          <w:b/>
+        </w:rPr>
+        <w:t>S-ind：</w:t>
+      </w:r>
+      <w:r>
+        <w:t>与 S-eq 完全相同，只是关闭 MMD。</w:t>
+      </w:r>
+    </w:p>
+    <w:p>
       <w:pPr>
         <w:pStyle w:val="Heading1"/>
       </w:pPr>
@@ -1400,7 +1465,7 @@
         <w:t>第 1 步 沉默基线：</w:t>
       </w:r>
       <w:r>
-        <w:t>先训练 S，直到对随机与规则对手的胜率稳定（关卡一）。S 不过关时不训练任何通信配置，先排查环境、奖励、掩码与 credit assignment。</w:t>
+        <w:t>先训练 S-eq 与 S-ind，直到对规则对手的胜率稳定（关卡一：最后 10 万局与之前 10 万局的均值相差 &lt; 0.02）。S-eq 还需在可利用度上不劣于同局数的 S-ind。S 不过关时不训练任何通信配置，先排查环境、奖励、掩码与 credit assignment。</w:t>
       </w:r>
     </w:p>
     <w:p>
@@ -1414,7 +1479,7 @@
         <w:t>第 2 步 分支：</w:t>
       </w:r>
       <w:r>
-        <w:t>每个种子把 S 训练到总预算 B 的一半，作为分支点。S 从分支点继续训练剩余一半；M、F 以及扩展层的 M+k 从同一分支点加入消息头，再训练相同局数。新增的消息输入权重初始化为零，使分支时的行为与 S 完全相同；消息输出头从均匀分布起步。</w:t>
+        <w:t>每个种子把 S-eq 训练到总预算 B 的一半，作为分支点（magnet 一并继承）。S 从分支点继续训练剩余一半；M、F 以及扩展层的 M+k 从同一分支点加入消息头，再训练相同局数。新增的消息输入权重初始化为零，使分支时的行为与 S 完全相同；消息输出头从均匀分布起步。</w:t>
       </w:r>
     </w:p>
     <w:p>
@@ -1442,7 +1507,7 @@
         <w:t>预算：</w:t>
       </w:r>
       <w:r>
-        <w:t>每个配置先跑 2,000 局 pilot，测吞吐与学习曲线，再在 20,000–100,000 局范围内选定 B。核心层 S、M、F 各 3 个种子，共 9 次训练，分支设计下前半段共享；扩展层 M+k 各 3 个种子。</w:t>
+        <w:t>B＝150 万局（S-ind 在 100 万局时仍有种子未稳定，150 万局时对规则对手的六项检查全部稳定），分支点为 750k 局附近的 checkpoint_01460。核心层 S-eq、M、F 各 3 个种子，分支设计下前半段共享；S-ind 3 个种子独立训练；扩展层 M+k 各 3 个种子。</w:t>
       </w:r>
     </w:p>
     <w:p>
@@ -1623,10 +1688,24 @@
         <w:rPr>
           <w:b/>
         </w:rPr>
-        <w:t>交叉对战（可选）：</w:t>
+        <w:t>近似可利用度：</w:t>
       </w:r>
       <w:r>
-        <w:t>让不同种子的好人与坏人对局，用于区分策略强弱、共同适应与通信效果。</w:t>
+        <w:t>对每个种子的最终 checkpoint，分别冻结好人与坏人，从该 checkpoint 自身对应阵营的网络出发，用相同的 PPO 设置训练 10 万局最优反应，再在 1,000 局固定评估表上测胜率；可利用度＝BR 好人胜率＋BR 坏人胜率－1。所有配置使用同一 BR 预算与初始化，只做相对比较。[12] 可选：从头训练的 BR，检查初始化的影响。</w:t>
+      </w:r>
+    </w:p>
+    <w:p>
+      <w:pPr>
+        <w:pStyle w:val="ListBullet"/>
+      </w:pPr>
+      <w:r>
+        <w:rPr>
+          <w:b/>
+        </w:rPr>
+        <w:t>交叉对战：</w:t>
+      </w:r>
+      <w:r>
+        <w:t>每个配置都报告 3 × 3 的好人 i 对坏人 j 矩阵（各 1,000 局配对对局），分别汇总同种子对角线与跨种子非对角线；ΔGood 同时在两者上报告。</w:t>
       </w:r>
     </w:p>
     <w:p>
@@ -1661,7 +1740,7 @@
         <w:t>本地优先：</w:t>
       </w:r>
       <w:r>
-        <w:t>RTX 5070 Ti Laptop（12 GB 显存）运行引擎、并行环境、小型网络与统计分析。先分别计时 CPU 仿真与 GPU 更新，不默认瓶颈在 GPU。PyTorch 需选用支持 RTX 50 系的 CUDA 12.8 版本。</w:t>
+        <w:t>远程 Windows 游戏本（Ryzen 9 8945HX 16 核、RTX 5070 Ti Laptop 12 GB）。实测网络较小时 CPU 训练更快，GPU 同步还曾导致挂起，因此训练与最优反应都用 CPU：每个进程 4 线程，多个种子或配置并行。PyTorch 选用支持 RTX 50 系的 CUDA 12.8 版本，以备更大的网络。</w:t>
       </w:r>
     </w:p>
     <w:p>
@@ -1675,7 +1754,7 @@
         <w:t>预算：</w:t>
       </w:r>
       <w:r>
-        <w:t>训练时间约为 配置数 × 种子数 × B × 每局训练耗时（分支设计下前半段共享），另加调参与评估。初始上限设为 40–60 GPU 小时，用 pilot 修订；超出时先减小 B，保留种子数。</w:t>
+        <w:t>训练时间约为 配置数 × 种子数 × B × 每局训练耗时（分支设计下前半段共享），另加调参与评估。实测 S-ind 每 50 万局、3 个种子并行约 2–2.5 小时；每次 10 万局的最优反应约 15–20 分钟。超出预算时先减小 B，保留种子数。</w:t>
       </w:r>
     </w:p>
     <w:p>
@@ -2038,6 +2117,58 @@
         </w:r>
       </w:hyperlink>
     </w:p>
+    <w:p>
+      <w:pPr>
+        <w:spacing w:after="100" w:line="264" w:lineRule="auto"/>
+      </w:pPr>
+      <w:r>
+        <w:rPr>
+          <w:sz w:val="18"/>
+        </w:rPr>
+        <w:t>[11] Sokota, S., D'Orazio, R., Kolter, J. Z., Loizou, N., Lanctot, M., Mitliagkas, I., Brown, N., &amp; Kroer, C. (2023). A Unified Approach to Reinforcement Learning, Quantal Response Equilibria, and Two-Player Zero-Sum Games. ICLR 2023.</w:t>
+      </w:r>
+      <w:r>
+        <w:rPr>
+          <w:sz w:val="18"/>
+        </w:rPr>
+        <w:t xml:space="preserve"> </w:t>
+      </w:r>
+      <w:hyperlink r:id="rId20">
+        <w:r>
+          <w:rPr>
+            <w:color w:val="24567A"/>
+            <w:sz w:val="18"/>
+          </w:rPr>
+          <w:t>原文链接</w:t>
+        </w:r>
+      </w:hyperlink>
+    </w:p>
+    <w:p>
+      <w:pPr>
+        <w:spacing w:after="100" w:line="264" w:lineRule="auto"/>
+      </w:pPr>
+      <w:r>
+        <w:rPr>
+          <w:sz w:val="18"/>
+        </w:rPr>
+        <w:t>[12] Timbers, F., Bard, N., Lockhart, E., Lanctot, M., Schmid, M., Burch, N., Schrittwieser, J., Hubert, T., &amp; Bowling, M. (2022). Approximate Exploitability: Learning a Best Response. IJCAI 2022.</w:t>
+      </w:r>
+      <w:r>
+        <w:rPr>
+          <w:sz w:val="18"/>
+        </w:rPr>
+        <w:t xml:space="preserve"> </w:t>
+      </w:r>
+      <w:hyperlink r:id="rId21">
+        <w:r>
+          <w:rPr>
+            <w:color w:val="24567A"/>
+            <w:sz w:val="18"/>
+          </w:rPr>
+          <w:t>原文链接</w:t>
+        </w:r>
+      </w:hyperlink>
+    </w:p>
     <w:sectPr>
       <w:footerReference w:type="default" r:id="rId9"/>
       <w:pgSz w:w="11909" w:h="16834"/>

--- a/docs/Avalon_Implementation_Spec.docx
+++ b/docs/Avalon_Implementation_Spec.docx
@@ -33,7 +33,7 @@
     </w:p>
     <w:p>
       <w:r>
-        <w:t>本文件只记录怎么实现。配置名称（S-eq、S-ind、M、M+k、F）与实验条件（如 F → S）的定义见《研究设计》第 5 节；S 不加说明时指主基线 S-eq。</w:t>
+        <w:t>本文件只记录怎么实现。配置名称（S、M、M+k、F）与实验条件（如 F → S）的定义见《研究设计》第 5 节。</w:t>
       </w:r>
     </w:p>
     <w:tbl>
@@ -286,7 +286,7 @@
               <w:rPr>
                 <w:sz w:val="19"/>
               </w:rPr>
-              <w:t>信息状态向量上的 MLP actor–critic、带掩码的统一动作空间、PPO 与 GAE、MMD 正则（S-eq 及各通信配置）、self-play 对手池、沉默优先的分支训练</w:t>
+              <w:t>信息状态向量上的 MLP actor–critic、带掩码的统一动作空间、PPO 与 GAE、self-play 对手池、沉默优先的分支训练</w:t>
             </w:r>
           </w:p>
         </w:tc>
@@ -346,7 +346,7 @@
               <w:rPr>
                 <w:sz w:val="19"/>
               </w:rPr>
-              <w:t>S-eq、S-ind、M、F，各 3 个种子</w:t>
+              <w:t>S、M、F，各 3 个种子</w:t>
             </w:r>
           </w:p>
         </w:tc>
@@ -406,7 +406,7 @@
               <w:rPr>
                 <w:sz w:val="19"/>
               </w:rPr>
-              <w:t>三项通信诊断、冻结评估、近似可利用度、跨种子交叉对战、按种子配对的 bootstrap</w:t>
+              <w:t>三项通信诊断、冻结评估、跨种子评估、按种子配对的 bootstrap</w:t>
             </w:r>
           </w:p>
         </w:tc>
@@ -424,7 +424,7 @@
               <w:rPr>
                 <w:sz w:val="19"/>
               </w:rPr>
-              <w:t>从头训练的最优反应</w:t>
+              <w:t>近似可利用度（诊断）</w:t>
             </w:r>
           </w:p>
         </w:tc>
@@ -1382,71 +1382,6 @@
       </w:r>
     </w:p>
     <w:p>
-      <w:r>
-        <w:rPr>
-          <w:b/>
-        </w:rPr>
-        <w:t>MMD 正则（S-eq 与各通信配置）：</w:t>
-      </w:r>
-      <w:r/>
-    </w:p>
-    <w:p>
-      <w:pPr>
-        <w:pStyle w:val="ListBullet"/>
-      </w:pPr>
-      <w:r>
-        <w:rPr>
-          <w:b/>
-        </w:rPr>
-        <w:t>损失：</w:t>
-      </w:r>
-      <w:r>
-        <w:t>在 PPO 损失上加 α · KL(π ‖ π_magnet)，KL 只在合法动作上计算，与熵项并存。[11]</w:t>
-      </w:r>
-    </w:p>
-    <w:p>
-      <w:pPr>
-        <w:pStyle w:val="ListBullet"/>
-      </w:pPr>
-      <w:r>
-        <w:rPr>
-          <w:b/>
-        </w:rPr>
-        <w:t>magnet：</w:t>
-      </w:r>
-      <w:r>
-        <w:t>默认为移动 magnet：每个阵营一份冻结的策略副本，每 K 次迭代用当前策略刷新；它随训练逐步靠近均衡，正则把策略拉向上一个 magnet，抑制 self-play 的循环。另一种是均匀 magnet，等价于加大熵正则，收敛到熵正则化的均衡（QRE）。magnet 存入 checkpoint，resume 时原样恢复。</w:t>
-      </w:r>
-    </w:p>
-    <w:p>
-      <w:pPr>
-        <w:pStyle w:val="ListBullet"/>
-      </w:pPr>
-      <w:r>
-        <w:rPr>
-          <w:b/>
-        </w:rPr>
-        <w:t>选参 pilot：</w:t>
-      </w:r>
-      <w:r>
-        <w:t>种子 0 各训练 296,960 局（580 次迭代，与 S-ind 的 checkpoint_00580 对齐）：移动 magnet 的 α ∈ {0.03, 0.1, 0.3}（K＝50，约 2.6 万局刷新一次），以及均匀 magnet、α＝0.1。按近似可利用度选最低的一组，对规则对手的胜率作为平手时的依据；同时测 S-ind 在同一局数下的可利用度作参照。</w:t>
-      </w:r>
-    </w:p>
-    <w:p>
-      <w:pPr>
-        <w:pStyle w:val="ListBullet"/>
-      </w:pPr>
-      <w:r>
-        <w:rPr>
-          <w:b/>
-        </w:rPr>
-        <w:t>S-ind：</w:t>
-      </w:r>
-      <w:r>
-        <w:t>与 S-eq 完全相同，只是关闭 MMD。</w:t>
-      </w:r>
-    </w:p>
-    <w:p>
       <w:pPr>
         <w:pStyle w:val="Heading1"/>
       </w:pPr>
@@ -1465,7 +1400,7 @@
         <w:t>第 1 步 沉默基线：</w:t>
       </w:r>
       <w:r>
-        <w:t>先训练 S-eq 与 S-ind，直到对规则对手的胜率稳定（关卡一：最后 10 万局与之前 10 万局的均值相差 &lt; 0.02）。S-eq 还需在可利用度上不劣于同局数的 S-ind。S 不过关时不训练任何通信配置，先排查环境、奖励、掩码与 credit assignment。</w:t>
+        <w:t>先训练 S，直到对规则对手的胜率稳定（关卡一：最后约 10 万局与之前约 10 万局的均值相差 &lt; 0.02）。S 不过关时不训练任何通信配置，先排查环境、奖励、掩码与 credit assignment。</w:t>
       </w:r>
     </w:p>
     <w:p>
@@ -1479,7 +1414,7 @@
         <w:t>第 2 步 分支：</w:t>
       </w:r>
       <w:r>
-        <w:t>每个种子把 S-eq 训练到总预算 B 的一半，作为分支点（magnet 一并继承）。S 从分支点继续训练剩余一半；M、F 以及扩展层的 M+k 从同一分支点加入消息头，再训练相同局数。新增的消息输入权重初始化为零，使分支时的行为与 S 完全相同；消息输出头从均匀分布起步。</w:t>
+        <w:t>每个种子把 S 训练到总预算 B 的一半，作为分支点。S 从分支点继续训练剩余一半；M、F 以及扩展层的 M+k 从同一分支点加入消息头，再训练相同局数。新增的消息输入权重初始化为零，使分支时的行为与 S 完全相同；消息输出头从均匀分布起步。</w:t>
       </w:r>
     </w:p>
     <w:p>
@@ -1507,7 +1442,7 @@
         <w:t>预算：</w:t>
       </w:r>
       <w:r>
-        <w:t>B＝150 万局（S-ind 在 100 万局时仍有种子未稳定，150 万局时对规则对手的六项检查全部稳定），分支点为 750k 局附近的 checkpoint_01460。核心层 S-eq、M、F 各 3 个种子，分支设计下前半段共享；S-ind 3 个种子独立训练；扩展层 M+k 各 3 个种子。</w:t>
+        <w:t>B＝150 万局（2,930 次迭代，每次 512 局）。S 在 100 万局时仍有种子未稳定，150 万局时对规则对手的六项检查全部稳定。分支点为约 75 万局的 checkpoint_01460（747,520 局）。核心层 S、M、F 各 3 个种子，分支设计下前半段共享；扩展层 M+k 各 3 个种子。</w:t>
       </w:r>
     </w:p>
     <w:p>
@@ -1688,10 +1623,10 @@
         <w:rPr>
           <w:b/>
         </w:rPr>
-        <w:t>近似可利用度：</w:t>
+        <w:t>跨种子评估：</w:t>
       </w:r>
       <w:r>
-        <w:t>对每个种子的最终 checkpoint，分别冻结好人与坏人，从该 checkpoint 自身对应阵营的网络出发，用相同的 PPO 设置训练 10 万局最优反应，再在 1,000 局固定评估表上测胜率；可利用度＝BR 好人胜率＋BR 坏人胜率－1。所有配置使用同一 BR 预算与初始化，只做相对比较。[12] 可选：从头训练的 BR，检查初始化的影响。</w:t>
+        <w:t>每个配置都用 scripts/crossplay.py 报告 3 × 3 的好人 i 对坏人 j 矩阵（各 1,000 局配对对局），分别汇总同种子对角线与跨种子非对角线；ΔGood 同时在两者上报告。只做评估，不做跨种子训练。</w:t>
       </w:r>
     </w:p>
     <w:p>
@@ -1702,10 +1637,10 @@
         <w:rPr>
           <w:b/>
         </w:rPr>
-        <w:t>交叉对战：</w:t>
+        <w:t>近似可利用度（可选诊断）：</w:t>
       </w:r>
       <w:r>
-        <w:t>每个配置都报告 3 × 3 的好人 i 对坏人 j 矩阵（各 1,000 局配对对局），分别汇总同种子对角线与跨种子非对角线；ΔGood 同时在两者上报告。</w:t>
+        <w:t>冻结一方，从该 checkpoint 自身对应阵营的网络出发，用相同的 PPO 设置训练 10 万局最优反应，可利用度＝BR 好人胜率＋BR 坏人胜率－1（scripts/best_response.py、exploitability.py）。[11] 只作诊断，不作训练目标或关卡。</w:t>
       </w:r>
     </w:p>
     <w:p>
@@ -1740,7 +1675,7 @@
         <w:t>本地优先：</w:t>
       </w:r>
       <w:r>
-        <w:t>远程 Windows 游戏本（Ryzen 9 8945HX 16 核、RTX 5070 Ti Laptop 12 GB）。实测网络较小时 CPU 训练更快，GPU 同步还曾导致挂起，因此训练与最优反应都用 CPU：每个进程 4 线程，多个种子或配置并行。PyTorch 选用支持 RTX 50 系的 CUDA 12.8 版本，以备更大的网络。</w:t>
+        <w:t>远程 Windows 游戏本（Ryzen 9 8945HX 16 核、RTX 5070 Ti Laptop 12 GB）。实测网络较小时 CPU 训练更快，GPU 同步还曾导致挂起，因此训练用 CPU：每个进程 4 线程，多个种子并行。PyTorch 选用支持 RTX 50 系的 CUDA 12.8 版本，以备更大的网络。</w:t>
       </w:r>
     </w:p>
     <w:p>
@@ -1754,7 +1689,7 @@
         <w:t>预算：</w:t>
       </w:r>
       <w:r>
-        <w:t>训练时间约为 配置数 × 种子数 × B × 每局训练耗时（分支设计下前半段共享），另加调参与评估。实测 S-ind 每 50 万局、3 个种子并行约 2–2.5 小时；每次 10 万局的最优反应约 15–20 分钟。超出预算时先减小 B，保留种子数。</w:t>
+        <w:t>训练时间约为 配置数 × 种子数 × B × 每局训练耗时（分支设计下前半段共享），另加调参与评估。实测 3 个种子并行时每 50 万局约 2–2.5 小时，完整的 150 万局约 6 小时。超出预算时先减小 B，保留种子数。</w:t>
       </w:r>
     </w:p>
     <w:p>
@@ -2125,7 +2060,7 @@
         <w:rPr>
           <w:sz w:val="18"/>
         </w:rPr>
-        <w:t>[11] Sokota, S., D'Orazio, R., Kolter, J. Z., Loizou, N., Lanctot, M., Mitliagkas, I., Brown, N., &amp; Kroer, C. (2023). A Unified Approach to Reinforcement Learning, Quantal Response Equilibria, and Two-Player Zero-Sum Games. ICLR 2023.</w:t>
+        <w:t>[11] Timbers, F., Bard, N., Lockhart, E., Lanctot, M., Schmid, M., Burch, N., Schrittwieser, J., Hubert, T., &amp; Bowling, M. (2022). Approximate Exploitability: Learning a Best Response. IJCAI 2022.</w:t>
       </w:r>
       <w:r>
         <w:rPr>
@@ -2134,32 +2069,6 @@
         <w:t xml:space="preserve"> </w:t>
       </w:r>
       <w:hyperlink r:id="rId20">
-        <w:r>
-          <w:rPr>
-            <w:color w:val="24567A"/>
-            <w:sz w:val="18"/>
-          </w:rPr>
-          <w:t>原文链接</w:t>
-        </w:r>
-      </w:hyperlink>
-    </w:p>
-    <w:p>
-      <w:pPr>
-        <w:spacing w:after="100" w:line="264" w:lineRule="auto"/>
-      </w:pPr>
-      <w:r>
-        <w:rPr>
-          <w:sz w:val="18"/>
-        </w:rPr>
-        <w:t>[12] Timbers, F., Bard, N., Lockhart, E., Lanctot, M., Schmid, M., Burch, N., Schrittwieser, J., Hubert, T., &amp; Bowling, M. (2022). Approximate Exploitability: Learning a Best Response. IJCAI 2022.</w:t>
-      </w:r>
-      <w:r>
-        <w:rPr>
-          <w:sz w:val="18"/>
-        </w:rPr>
-        <w:t xml:space="preserve"> </w:t>
-      </w:r>
-      <w:hyperlink r:id="rId21">
         <w:r>
           <w:rPr>
             <w:color w:val="24567A"/>

--- a/docs/Avalon_Implementation_Spec.docx
+++ b/docs/Avalon_Implementation_Spec.docx
@@ -895,7 +895,7 @@
               <w:rPr>
                 <w:sz w:val="19"/>
               </w:rPr>
-              <w:t>刺杀阶段只开放此槽，取值改为是否梅林候选</w:t>
+              <w:t>刺杀阶段只开放此槽，取值改为“是梅林 / 不是梅林”，只能评价好人</w:t>
             </w:r>
           </w:p>
         </w:tc>
@@ -1051,7 +1051,7 @@
               <w:rPr>
                 <w:sz w:val="19"/>
               </w:rPr>
-              <w:t>队长固定为其提案</w:t>
+              <w:t>队长固定为其提案（该槽存在时，测试时静默也不改变）</w:t>
             </w:r>
           </w:p>
         </w:tc>
@@ -1180,7 +1180,49 @@
         <w:t>训练后关闭信道：</w:t>
       </w:r>
       <w:r>
-        <w:t>F → S 与 M → S 实现为强制所有槽位“不说”，不引入训练中从未出现的新 NULL 符号，以减轻分布外输入。</w:t>
+        <w:t>F → S 与 M → S 实现为强制所有槽位“不说”，不引入训练中从未出现的新 NULL 符号，以减轻分布外输入。观察中的“槽位存在”标志保持训练时的配置，所以被静默的槽位与主动选择“不说”看起来完全一样。队长的组队建议只是复述提案，静默时也保留。</w:t>
+      </w:r>
+    </w:p>
+    <w:p>
+      <w:pPr>
+        <w:pStyle w:val="ListBullet"/>
+      </w:pPr>
+      <w:r>
+        <w:rPr>
+          <w:b/>
+        </w:rPr>
+        <w:t>真实事件：</w:t>
+      </w:r>
+      <w:r>
+        <w:t>任务记录要求被评价者参加过该轮已完成的任务；投票记录要求该轮已有投票；组队记录要求被评价者在该轮当过队长或在某个提案队伍中（含正在讨论的提案）。身份视野与“无依据”不需要轮次。</w:t>
+      </w:r>
+    </w:p>
+    <w:p>
+      <w:pPr>
+        <w:pStyle w:val="ListBullet"/>
+      </w:pPr>
+      <w:r>
+        <w:rPr>
+          <w:b/>
+        </w:rPr>
+        <w:t>发言顺序：</w:t>
+      </w:r>
+      <w:r>
+        <w:t>每次提案后从队长开始向左依次发言；刺杀前莫甘娜先说、刺客后说，然后刺客刺杀。</w:t>
+      </w:r>
+    </w:p>
+    <w:p>
+      <w:pPr>
+        <w:pStyle w:val="ListBullet"/>
+      </w:pPr>
+      <w:r>
+        <w:rPr>
+          <w:b/>
+        </w:rPr>
+        <w:t>规则玩家：</w:t>
+      </w:r>
+      <w:r>
+        <w:t>通信配置中的规则对手不发言（队长的组队建议除外），也不读消息，作为固定参照。</w:t>
       </w:r>
     </w:p>
     <w:p>
@@ -1230,7 +1272,7 @@
         <w:t>为什么不用循环网络：</w:t>
       </w:r>
       <w:r>
-        <w:t>一局的公开历史有上限（至多 5 个任务 × 5 次提案），把它连同私有信息与自己的任务牌完整编码成固定长度向量（沉默配置为 615 维），就是一个完整的信息状态，前馈网络即可，不需要 GRU。这样也省去了 BPTT 和 hidden state 管理，RQ3 的遮蔽干预可以直接修改向量字段。通信配置的消息记录同样按提案定长编码；若维度过大，再考虑在提案序列上使用循环网络或注意力。</w:t>
+        <w:t>一局的公开历史有上限（至多 5 个任务 × 5 次提案），把它连同私有信息与自己的任务牌完整编码成固定长度向量（沉默配置为 615 维），就是一个完整的信息状态，前馈网络即可，不需要 GRU。这样也省去了 BPTT 和 hidden state 管理，RQ3 的遮蔽干预可以直接修改向量字段。通信配置的消息历史按（任务, 提案, 发言者）共 150 个定长槽位编码，每个槽位 85 维，经 actor 与 critic 各自的共享线性编码器（85 → 32，tanh）压缩后与沉默观察拼接，仍是完整的信息状态，不需要循环网络。</w:t>
       </w:r>
     </w:p>
     <w:p>
@@ -1258,7 +1300,7 @@
         <w:t>输出：</w:t>
       </w:r>
       <w:r>
-        <w:t>一个 30 维策略头配合合法动作掩码：非法动作的 logit 置为极小值，熵只在合法动作上计算；等价于各阶段各用一个动作头。critic 输出该玩家的状态价值。</w:t>
+        <w:t>一个 30 维策略头配合合法动作掩码：非法动作的 logit 置为极小值，熵只在合法动作上计算；等价于各阶段各用一个动作头。通信配置另有 19 个消息头（共 99 个取值）：依据类型在阵营判断之后、轮次在依据类型之后按掩码依次采样。critic 输出该玩家的状态价值。</w:t>
       </w:r>
     </w:p>
     <w:p>
@@ -1570,7 +1612,7 @@
         <w:t>配对：</w:t>
       </w:r>
       <w:r>
-        <w:t>各条件使用相同的角色分配与初始队长表，策略采样用独立随机流；评估中没有训练更新与跨局记忆。</w:t>
+        <w:t>各条件使用相同的角色分配与初始队长表，策略采样用由评估种子决定的独立随机流，评估结果可完全复现；评估中没有训练更新与跨局记忆。</w:t>
       </w:r>
     </w:p>
     <w:p>
@@ -1689,7 +1731,7 @@
         <w:t>预算：</w:t>
       </w:r>
       <w:r>
-        <w:t>训练时间约为 配置数 × 种子数 × B × 每局训练耗时（分支设计下前半段共享），另加调参与评估。实测 3 个种子并行时每 50 万局约 2–2.5 小时，完整的 150 万局约 6 小时。超出预算时先减小 B，保留种子数。</w:t>
+        <w:t>训练时间约为 配置数 × 种子数 × B × 每局训练耗时（分支设计下前半段共享），另加调参与评估。实测沉默配置 3 个种子并行时每 50 万局约 2–2.5 小时，完整的 150 万局约 6 小时。通信配置每局决策约多一倍、观察约大 20 倍，PPO 更新改在 GPU 上运行：远程实测每次迭代采集约 10 秒、更新约 4 秒，分支后 1,470 次迭代约 6 小时。超出预算时先减小 B，保留种子数。</w:t>
       </w:r>
     </w:p>
     <w:p>

--- a/docs/Avalon_Implementation_Spec.docx
+++ b/docs/Avalon_Implementation_Spec.docx
@@ -653,9 +653,9 @@
       </w:tblPr>
       <w:tblGrid>
         <w:gridCol w:w="1440"/>
-        <w:gridCol w:w="3384"/>
-        <w:gridCol w:w="1656"/>
-        <w:gridCol w:w="3182"/>
+        <w:gridCol w:w="2880"/>
+        <w:gridCol w:w="1296"/>
+        <w:gridCol w:w="4046"/>
       </w:tblGrid>
       <w:tr>
         <w:trPr>
@@ -685,7 +685,7 @@
         </w:tc>
         <w:tc>
           <w:tcPr>
-            <w:tcW w:type="dxa" w:w="3384"/>
+            <w:tcW w:type="dxa" w:w="2880"/>
             <w:vAlign w:val="center"/>
             <w:shd w:fill="E6EDF3"/>
           </w:tcPr>
@@ -705,7 +705,7 @@
         </w:tc>
         <w:tc>
           <w:tcPr>
-            <w:tcW w:type="dxa" w:w="1656"/>
+            <w:tcW w:type="dxa" w:w="1296"/>
             <w:vAlign w:val="center"/>
             <w:shd w:fill="E6EDF3"/>
           </w:tcPr>
@@ -725,7 +725,7 @@
         </w:tc>
         <w:tc>
           <w:tcPr>
-            <w:tcW w:type="dxa" w:w="3182"/>
+            <w:tcW w:type="dxa" w:w="4046"/>
             <w:vAlign w:val="center"/>
             <w:shd w:fill="E6EDF3"/>
           </w:tcPr>
@@ -769,7 +769,7 @@
         </w:tc>
         <w:tc>
           <w:tcPr>
-            <w:tcW w:type="dxa" w:w="3384"/>
+            <w:tcW w:type="dxa" w:w="2880"/>
             <w:vAlign w:val="center"/>
           </w:tcPr>
           <w:p>
@@ -787,7 +787,7 @@
         </w:tc>
         <w:tc>
           <w:tcPr>
-            <w:tcW w:type="dxa" w:w="1656"/>
+            <w:tcW w:type="dxa" w:w="1296"/>
             <w:vAlign w:val="center"/>
           </w:tcPr>
           <w:p>
@@ -805,7 +805,7 @@
         </w:tc>
         <w:tc>
           <w:tcPr>
-            <w:tcW w:type="dxa" w:w="3182"/>
+            <w:tcW w:type="dxa" w:w="4046"/>
             <w:vAlign w:val="center"/>
           </w:tcPr>
           <w:p>
@@ -847,7 +847,7 @@
         </w:tc>
         <w:tc>
           <w:tcPr>
-            <w:tcW w:type="dxa" w:w="3384"/>
+            <w:tcW w:type="dxa" w:w="2880"/>
             <w:vAlign w:val="center"/>
           </w:tcPr>
           <w:p>
@@ -859,13 +859,13 @@
               <w:rPr>
                 <w:sz w:val="19"/>
               </w:rPr>
-              <w:t>5 个分类头，每名其他玩家一个</w:t>
+              <w:t>5 个分类头，每名其他玩家一个，按座位依次采样</w:t>
             </w:r>
           </w:p>
         </w:tc>
         <w:tc>
           <w:tcPr>
-            <w:tcW w:type="dxa" w:w="1656"/>
+            <w:tcW w:type="dxa" w:w="1296"/>
             <w:vAlign w:val="center"/>
           </w:tcPr>
           <w:p>
@@ -877,13 +877,13 @@
               <w:rPr>
                 <w:sz w:val="19"/>
               </w:rPr>
-              <w:t>每个 3</w:t>
+              <w:t>每个 8</w:t>
             </w:r>
           </w:p>
         </w:tc>
         <w:tc>
           <w:tcPr>
-            <w:tcW w:type="dxa" w:w="3182"/>
+            <w:tcW w:type="dxa" w:w="4046"/>
             <w:vAlign w:val="center"/>
           </w:tcPr>
           <w:p>
@@ -895,7 +895,7 @@
               <w:rPr>
                 <w:sz w:val="19"/>
               </w:rPr>
-              <w:t>刺杀阶段只开放此槽，取值改为“是梅林 / 不是梅林”，只能评价好人</w:t>
+              <w:t>连同声明不超过牌堆：梅林、派西维尔、莫甘娜、刺客各至多 1 人，忠臣至多 2 人，判坏至多 2 人、判好至多 4 人；刺杀前只能把好人判为忠臣、梅林或派西维尔</w:t>
             </w:r>
           </w:p>
         </w:tc>
@@ -925,7 +925,7 @@
         </w:tc>
         <w:tc>
           <w:tcPr>
-            <w:tcW w:type="dxa" w:w="3384"/>
+            <w:tcW w:type="dxa" w:w="2880"/>
             <w:vAlign w:val="center"/>
           </w:tcPr>
           <w:p>
@@ -943,7 +943,7 @@
         </w:tc>
         <w:tc>
           <w:tcPr>
-            <w:tcW w:type="dxa" w:w="1656"/>
+            <w:tcW w:type="dxa" w:w="1296"/>
             <w:vAlign w:val="center"/>
           </w:tcPr>
           <w:p>
@@ -955,13 +955,13 @@
               <w:rPr>
                 <w:sz w:val="19"/>
               </w:rPr>
-              <w:t>类型 5，轮次至多 5</w:t>
+              <w:t>类型 5，轮次 5</w:t>
             </w:r>
           </w:p>
         </w:tc>
         <w:tc>
           <w:tcPr>
-            <w:tcW w:type="dxa" w:w="3182"/>
+            <w:tcW w:type="dxa" w:w="4046"/>
             <w:vAlign w:val="center"/>
           </w:tcPr>
           <w:p>
@@ -973,7 +973,7 @@
               <w:rPr>
                 <w:sz w:val="19"/>
               </w:rPr>
-              <w:t>② 为“不评”时屏蔽；公开记录类只能选真实发生的事件</w:t>
+              <w:t>② 为“不评”时不使用；记录类依据须指向与判断同方向的已结束任务；身份视野：判好/坏须声称梅林或未声明，判梅林/莫甘娜须声称派西维尔或未声明</w:t>
             </w:r>
           </w:p>
         </w:tc>
@@ -1003,7 +1003,7 @@
         </w:tc>
         <w:tc>
           <w:tcPr>
-            <w:tcW w:type="dxa" w:w="3384"/>
+            <w:tcW w:type="dxa" w:w="2880"/>
             <w:vAlign w:val="center"/>
           </w:tcPr>
           <w:p>
@@ -1021,7 +1021,7 @@
         </w:tc>
         <w:tc>
           <w:tcPr>
-            <w:tcW w:type="dxa" w:w="1656"/>
+            <w:tcW w:type="dxa" w:w="1296"/>
             <w:vAlign w:val="center"/>
           </w:tcPr>
           <w:p>
@@ -1039,7 +1039,7 @@
         </w:tc>
         <w:tc>
           <w:tcPr>
-            <w:tcW w:type="dxa" w:w="3182"/>
+            <w:tcW w:type="dxa" w:w="4046"/>
             <w:vAlign w:val="center"/>
           </w:tcPr>
           <w:p>
@@ -1051,7 +1051,7 @@
               <w:rPr>
                 <w:sz w:val="19"/>
               </w:rPr>
-              <w:t>队长固定为其提案（该槽存在时，测试时静默也不改变）</w:t>
+              <w:t>不能包含本条消息判为坏的人；队长不提建议</w:t>
             </w:r>
           </w:p>
         </w:tc>
@@ -1080,7 +1080,7 @@
         </w:tc>
         <w:tc>
           <w:tcPr>
-            <w:tcW w:type="dxa" w:w="3384"/>
+            <w:tcW w:type="dxa" w:w="2880"/>
             <w:vAlign w:val="center"/>
           </w:tcPr>
           <w:p>
@@ -1091,13 +1091,13 @@
               <w:rPr>
                 <w:sz w:val="19"/>
               </w:rPr>
-              <w:t>投票倾向头与点名头</w:t>
+              <w:t>5 个分类头，每名其他玩家一个</w:t>
             </w:r>
           </w:p>
         </w:tc>
         <w:tc>
           <w:tcPr>
-            <w:tcW w:type="dxa" w:w="1656"/>
+            <w:tcW w:type="dxa" w:w="1296"/>
             <w:vAlign w:val="center"/>
           </w:tcPr>
           <w:p>
@@ -1108,13 +1108,13 @@
               <w:rPr>
                 <w:sz w:val="19"/>
               </w:rPr>
-              <w:t>3；至多 6</w:t>
+              <w:t>每个 2</w:t>
             </w:r>
           </w:p>
         </w:tc>
         <w:tc>
           <w:tcPr>
-            <w:tcW w:type="dxa" w:w="3182"/>
+            <w:tcW w:type="dxa" w:w="4046"/>
             <w:vAlign w:val="center"/>
           </w:tcPr>
           <w:p>
@@ -1125,7 +1125,7 @@
               <w:rPr>
                 <w:sz w:val="19"/>
               </w:rPr>
-              <w:t>点名只限本轮尚未发言的玩家</w:t>
+              <w:t>不能否决本条消息判为好的人或自己建议队伍中的人</w:t>
             </w:r>
           </w:p>
         </w:tc>
@@ -1152,7 +1152,7 @@
         <w:t>“不说”：</w:t>
       </w:r>
       <w:r>
-        <w:t>每个槽位的第一个取值即“不说”（不声明、不评、不建议、不表态、不点名）。</w:t>
+        <w:t>每个头的第一个取值即“不说”（不声明、不评、无依据、不建议、不否决）。</w:t>
       </w:r>
     </w:p>
     <w:p>
@@ -1166,7 +1166,7 @@
         <w:t>关闭与不说要区分：</w:t>
       </w:r>
       <w:r>
-        <w:t>关闭的槽位强制“不说”，不进入损失；观察中编码为“关闭”，与主动选择“不说”区分开。</w:t>
+        <w:t>关闭的槽位强制“不说”，不进入损失；观察中的“槽位存在”标志记录训练配置，与主动选择“不说”区分开。</w:t>
       </w:r>
     </w:p>
     <w:p>
@@ -1180,7 +1180,7 @@
         <w:t>训练后关闭信道：</w:t>
       </w:r>
       <w:r>
-        <w:t>F → S 与 M → S 实现为强制所有槽位“不说”，不引入训练中从未出现的新 NULL 符号，以减轻分布外输入。观察中的“槽位存在”标志保持训练时的配置，所以被静默的槽位与主动选择“不说”看起来完全一样。队长的组队建议只是复述提案，静默时也保留。</w:t>
+        <w:t>F → S 与 M → S 实现为强制所有槽位“不说”，不引入训练中从未出现的新 NULL 符号，以减轻分布外输入。被静默的槽位与主动选择“不说”看起来完全一样。</w:t>
       </w:r>
     </w:p>
     <w:p>
@@ -1191,10 +1191,10 @@
         <w:rPr>
           <w:b/>
         </w:rPr>
-        <w:t>真实事件：</w:t>
+        <w:t>记录依据的方向：</w:t>
       </w:r>
       <w:r>
-        <w:t>任务记录要求被评价者参加过该轮已完成的任务；投票记录要求该轮已有投票；组队记录要求被评价者在该轮当过队长或在某个提案队伍中（含正在讨论的提案）。身份视野与“无依据”不需要轮次。</w:t>
+        <w:t>任务记录：被评价者在第 q 轮任务队中，任务失败指向坏、成功指向好。投票记录：他赞成了第 q 轮最终失败的队伍或否决了最终成功的队伍指向坏，反之指向好。组队记录：他是第 q 轮出任务队伍的队长，失败指向坏、成功指向好。只引用已结束的任务。</w:t>
       </w:r>
     </w:p>
     <w:p>
@@ -1208,7 +1208,7 @@
         <w:t>发言顺序：</w:t>
       </w:r>
       <w:r>
-        <w:t>每次提案后从队长开始向左依次发言；刺杀前莫甘娜先说、刺客后说，然后刺客刺杀。</w:t>
+        <w:t>每轮任务开始时从队长左手边开始依次发言，队长最后；队长随后正式组队。被否决后的组队不讨论。刺杀前莫甘娜先说、刺客后说，然后刺客刺杀。</w:t>
       </w:r>
     </w:p>
     <w:p>
@@ -1222,7 +1222,7 @@
         <w:t>规则玩家：</w:t>
       </w:r>
       <w:r>
-        <w:t>通信配置中的规则对手不发言（队长的组队建议除外），也不读消息，作为固定参照。</w:t>
+        <w:t>通信配置中的规则对手不发言，也不读消息，作为固定参照。</w:t>
       </w:r>
     </w:p>
     <w:p>
@@ -1236,7 +1236,7 @@
         <w:t>存储与渲染：</w:t>
       </w:r>
       <w:r>
-        <w:t>消息以槽位元组存储；可用模板渲染成句子以便阅读，例如“我是派西维尔。我认为 3 号是坏人，因为第 2 轮任务失败时他在队里。我建议 1、2、5 号上车。我反对当前队伍，请 4 号回应。”</w:t>
+        <w:t>消息以槽位元组存储；可用模板渲染成句子以便阅读，例如“我是派西维尔。我认为 3 号是坏人，因为第 2 轮任务失败时他在队里；5 号是梅林，依据是我的视野。我建议 1、2、5 号上车。这一轮只要 3 号在队里我就否决。”</w:t>
       </w:r>
     </w:p>
     <w:p>
@@ -1272,7 +1272,7 @@
         <w:t>为什么不用循环网络：</w:t>
       </w:r>
       <w:r>
-        <w:t>一局的公开历史有上限（至多 5 个任务 × 5 次提案），把它连同私有信息与自己的任务牌完整编码成固定长度向量（沉默配置为 615 维），就是一个完整的信息状态，前馈网络即可，不需要 GRU。这样也省去了 BPTT 和 hidden state 管理，RQ3 的遮蔽干预可以直接修改向量字段。通信配置的消息历史按（任务, 提案, 发言者）共 150 个定长槽位编码，每个槽位 85 维，经 actor 与 critic 各自的共享线性编码器（85 → 32，tanh）压缩后与沉默观察拼接，仍是完整的信息状态，不需要循环网络。</w:t>
+        <w:t>一局的公开历史有上限（至多 5 个任务 × 5 次提案），把它连同私有信息与自己的任务牌完整编码成固定长度向量（沉默配置为 615 维），就是一个完整的信息状态，前馈网络即可，不需要 GRU。这样也省去了 BPTT 和 hidden state 管理，RQ3 的遮蔽干预可以直接修改向量字段。通信配置的消息历史按（任务, 发言者）加刺杀前讨论共 36 个定长槽位编码，每个槽位 113 维，经 actor 与 critic 各自的共享线性编码器（113 → 32，tanh）压缩后与沉默观察拼接，仍是完整的信息状态，不需要循环网络。</w:t>
       </w:r>
     </w:p>
     <w:p>
@@ -1300,7 +1300,7 @@
         <w:t>输出：</w:t>
       </w:r>
       <w:r>
-        <w:t>一个 30 维策略头配合合法动作掩码：非法动作的 logit 置为极小值，熵只在合法动作上计算；等价于各阶段各用一个动作头。通信配置另有 19 个消息头（共 99 个取值）：依据类型在阵营判断之后、轮次在依据类型之后按掩码依次采样。critic 输出该玩家的状态价值。</w:t>
+        <w:t>一个 30 维策略头配合合法动作掩码：非法动作的 logit 置为极小值，熵只在合法动作上计算；等价于各阶段各用一个动作头。通信配置另有 22 个消息头（共 125 个取值），分两段采样：先采样身份声明与阵营判断；再采样依据、组队建议与行动倾向，这些头的 logit 以前一段的选择为条件（独热编码经一层线性映射加到最后一层隐藏表示上，分支时为零），并受一致性掩码约束。critic 输出该玩家的状态价值。</w:t>
       </w:r>
     </w:p>
     <w:p>

--- a/docs/Avalon_Implementation_Spec.docx
+++ b/docs/Avalon_Implementation_Spec.docx
@@ -1731,7 +1731,7 @@
         <w:t>预算：</w:t>
       </w:r>
       <w:r>
-        <w:t>训练时间约为 配置数 × 种子数 × B × 每局训练耗时（分支设计下前半段共享），另加调参与评估。实测沉默配置 3 个种子并行时每 50 万局约 2–2.5 小时，完整的 150 万局约 6 小时。通信配置每局决策约多一倍、观察约大 20 倍，PPO 更新改在 GPU 上运行：远程实测每次迭代采集约 10 秒、更新约 4 秒，分支后 1,470 次迭代约 6 小时。超出预算时先减小 B，保留种子数。</w:t>
+        <w:t>训练时间约为 配置数 × 种子数 × B × 每局训练耗时（分支设计下前半段共享），另加调参与评估。实测沉默配置 3 个种子并行时每 50 万局约 2–2.5 小时，完整的 150 万局约 6 小时。通信配置每局多约 30 条发言决策、观察约大 7 倍，PPO 更新改在 GPU 上运行：远程实测每次迭代采集约 6.5 秒、更新约 1.8 秒，分支后 1,470 次迭代约 3.5 小时（单进程）。超出预算时先减小 B，保留种子数。</w:t>
       </w:r>
     </w:p>
     <w:p>

--- a/docs/Avalon_Implementation_Spec.docx
+++ b/docs/Avalon_Implementation_Spec.docx
@@ -1091,7 +1091,7 @@
               <w:rPr>
                 <w:sz w:val="19"/>
               </w:rPr>
-              <w:t>5 个分类头，每名其他玩家一个</w:t>
+              <w:t>5 个分类头，每名其他玩家一个，按座位依次采样</w:t>
             </w:r>
           </w:p>
         </w:tc>
@@ -1108,7 +1108,7 @@
               <w:rPr>
                 <w:sz w:val="19"/>
               </w:rPr>
-              <w:t>每个 2</w:t>
+              <w:t>每个 5</w:t>
             </w:r>
           </w:p>
         </w:tc>
@@ -1125,7 +1125,7 @@
               <w:rPr>
                 <w:sz w:val="19"/>
               </w:rPr>
-              <w:t>不能否决本条消息判为好的人或自己建议队伍中的人</w:t>
+              <w:t>无、条件否决、要人、绑票、失败追责。不能否决本条消息判为好的人，不能要人或绑票判为坏的人；否决、要人、绑票三类投票条件须至少有一支当前人数的队伍同时满足，有组队建议时建议本身须满足（逐座位采样时检查可满足性，保证整条消息一致）</w:t>
             </w:r>
           </w:p>
         </w:tc>
@@ -1152,7 +1152,7 @@
         <w:t>“不说”：</w:t>
       </w:r>
       <w:r>
-        <w:t>每个头的第一个取值即“不说”（不声明、不评、无依据、不建议、不否决）。</w:t>
+        <w:t>每个头的第一个取值即“不说”（不声明、不评、无依据、不建议、无倾向）。</w:t>
       </w:r>
     </w:p>
     <w:p>
@@ -1236,7 +1236,7 @@
         <w:t>存储与渲染：</w:t>
       </w:r>
       <w:r>
-        <w:t>消息以槽位元组存储；可用模板渲染成句子以便阅读，例如“我是派西维尔。我认为 3 号是坏人，因为第 2 轮任务失败时他在队里；5 号是梅林，依据是我的视野。我建议 1、2、5 号上车。这一轮只要 3 号在队里我就否决。”</w:t>
+        <w:t>消息以槽位元组存储；可用模板渲染成句子以便阅读，例如“我是派西维尔。我认为 3 号是坏人，因为第 2 轮任务失败时他在队里；5 号是梅林，依据是我的视野。我建议我和 1、5 号上车。这一轮只要 3 号在队里我就否决；我和 5 号绑票；如果这车失败而 1 号在车上，之后有 1 号的队我都否决。”</w:t>
       </w:r>
     </w:p>
     <w:p>
@@ -1272,7 +1272,7 @@
         <w:t>为什么不用循环网络：</w:t>
       </w:r>
       <w:r>
-        <w:t>一局的公开历史有上限（至多 5 个任务 × 5 次提案），把它连同私有信息与自己的任务牌完整编码成固定长度向量（沉默配置为 615 维），就是一个完整的信息状态，前馈网络即可，不需要 GRU。这样也省去了 BPTT 和 hidden state 管理，RQ3 的遮蔽干预可以直接修改向量字段。通信配置的消息历史按（任务, 发言者）加刺杀前讨论共 36 个定长槽位编码，每个槽位 113 维，经 actor 与 critic 各自的共享线性编码器（113 → 32，tanh）压缩后与沉默观察拼接，仍是完整的信息状态，不需要循环网络。</w:t>
+        <w:t>一局的公开历史有上限（至多 5 个任务 × 5 次提案），把它连同私有信息与自己的任务牌完整编码成固定长度向量（沉默配置为 615 维），就是一个完整的信息状态，前馈网络即可，不需要 GRU。这样也省去了 BPTT 和 hidden state 管理，RQ3 的遮蔽干预可以直接修改向量字段。通信配置的消息历史按（任务, 发言者）加刺杀前讨论共 36 个定长槽位编码，每个槽位 131 维，经 actor 与 critic 各自的共享线性编码器（131 → 32，tanh）压缩后与沉默观察拼接，仍是完整的信息状态，不需要循环网络。</w:t>
       </w:r>
     </w:p>
     <w:p>
@@ -1300,7 +1300,7 @@
         <w:t>输出：</w:t>
       </w:r>
       <w:r>
-        <w:t>一个 30 维策略头配合合法动作掩码：非法动作的 logit 置为极小值，熵只在合法动作上计算；等价于各阶段各用一个动作头。通信配置另有 22 个消息头（共 125 个取值），分两段采样：先采样身份声明与阵营判断；再采样依据、组队建议与行动倾向，这些头的 logit 以前一段的选择为条件（独热编码经一层线性映射加到最后一层隐藏表示上，分支时为零），并受一致性掩码约束。critic 输出该玩家的状态价值。</w:t>
+        <w:t>一个 30 维策略头配合合法动作掩码：非法动作的 logit 置为极小值，熵只在合法动作上计算；等价于各阶段各用一个动作头。通信配置另有 22 个消息头（共 140 个取值），分两段采样：先采样身份声明与阵营判断；再采样依据、组队建议与行动倾向，这些头的 logit 以前一段的选择为条件（独热编码经一层线性映射加到最后一层隐藏表示上，分支时为零），并受一致性掩码约束。critic 输出该玩家的状态价值。</w:t>
       </w:r>
     </w:p>
     <w:p>

--- a/docs/Avalon_Implementation_Spec.docx
+++ b/docs/Avalon_Implementation_Spec.docx
@@ -1731,7 +1731,21 @@
         <w:t>预算：</w:t>
       </w:r>
       <w:r>
-        <w:t>训练时间约为 配置数 × 种子数 × B × 每局训练耗时（分支设计下前半段共享），另加调参与评估。实测沉默配置 3 个种子并行时每 50 万局约 2–2.5 小时，完整的 150 万局约 6 小时。通信配置每局多约 30 条发言决策、观察约大 7 倍，PPO 更新改在 GPU 上运行：远程实测每次迭代采集约 6.5 秒、更新约 1.8 秒，分支后 1,470 次迭代约 3.5 小时（单进程）。超出预算时先减小 B，保留种子数。</w:t>
+        <w:t>训练时间约为 配置数 × 种子数 × B × 每局训练耗时（分支设计下前半段共享），另加调参与评估。实测沉默配置 3 个种子并行时每 50 万局约 2–2.5 小时，完整的 150 万局约 6 小时。通信配置每局多约 30 条发言决策、观察约大 7 倍，PPO 更新改在 GPU 上运行：单进程每次迭代采集约 7.7 秒、更新约 2.0 秒；6 个进程（M、F 各 3 个种子）并行时每次迭代约 17–19 秒，分支后 1,470 次迭代约 7 小时。超出预算时先减小 B，保留种子数。</w:t>
+      </w:r>
+    </w:p>
+    <w:p>
+      <w:pPr>
+        <w:pStyle w:val="ListBullet"/>
+      </w:pPr>
+      <w:r>
+        <w:rPr>
+          <w:b/>
+        </w:rPr>
+        <w:t>GPU 共用：</w:t>
+      </w:r>
+      <w:r>
+        <w:t>多个进程同时在 GPU 上做 PPO 更新时，这块显卡（驱动 581.42）出现固件错误（Graphics FECS Exception: UCODE Fatal Error）并被重置，所有进程一起崩溃；单进程或纯 GPU 压力测试不出现。因此所有 GPU 工作都放在一把机器级文件锁内，各进程的更新轮流进行（training/gpu_lock.py），加锁后 6 个进程并行训练无故障。</w:t>
       </w:r>
     </w:p>
     <w:p>

--- a/docs/Avalon_Implementation_Spec.docx
+++ b/docs/Avalon_Implementation_Spec.docx
@@ -1731,7 +1731,7 @@
         <w:t>预算：</w:t>
       </w:r>
       <w:r>
-        <w:t>训练时间约为 配置数 × 种子数 × B × 每局训练耗时（分支设计下前半段共享），另加调参与评估。实测沉默配置 3 个种子并行时每 50 万局约 2–2.5 小时，完整的 150 万局约 6 小时。通信配置每局多约 30 条发言决策、观察约大 7 倍，PPO 更新改在 GPU 上运行：单进程每次迭代采集约 7.7 秒、更新约 2.0 秒；6 个进程（M、F 各 3 个种子）并行时每次迭代约 17–19 秒，分支后 1,470 次迭代约 7 小时。超出预算时先减小 B，保留种子数。</w:t>
+        <w:t>训练时间约为 配置数 × 种子数 × B × 每局训练耗时（分支设计下前半段共享），另加调参与评估。实测沉默配置 3 个种子并行时每 50 万局约 2–2.5 小时，完整的 150 万局约 6 小时。通信配置每局多约 30 条发言决策、观察约大 7 倍，PPO 更新改在 GPU 上运行：单进程每次迭代采集约 7.7 秒、更新约 2.0 秒；6 个进程（M、F 各 3 个种子）并行时每次迭代约 17–19 秒（含评估与存档），分支后 1,470 次迭代约 7 小时；同样 6 个进程改用 CPU 更新时每次迭代约 25–31 秒，约 13 小时。瓶颈是 CPU 上的对局采集，GPU 平均利用率约 16%，显存峰值约 4 GB。超出预算时先减小 B，保留种子数。</w:t>
       </w:r>
     </w:p>
     <w:p>
